--- a/docs/guides/word/Guide_administration.docx
+++ b/docs/guides/word/Guide_administration.docx
@@ -210,7 +210,7 @@
           <w:sz w:val="20"/>
           <w:szCs w:val="20"/>
         </w:rPr>
-        <w:t xml:space="preserve">Deux sociétés, un seul compte : si votre compte est ouvert à EGUITRA GROUP SARLU et à MB AxisPro Consulting, choisissez la société de travail avec le sélecteur en haut de l'écran ; l'écran se recharge sur les données de cette société. Les comptabilités restent séparées. La direction et la finance disposent aussi de la vue « Groupe consolidé » qui réunit les deux.</w:t>
+        <w:t xml:space="preserve">Deux sociétés, un seul compte : si votre compte est ouvert à EGUITRA GROUP SARLU et à MB AxisPro, choisissez la société de travail avec le sélecteur en haut de l'écran ; l'écran se recharge sur les données de cette société. Les comptabilités restent séparées. La direction et la finance disposent aussi de la vue « Groupe consolidé » qui réunit les deux.</w:t>
       </w:r>
     </w:p>
     <w:p>
@@ -331,7 +331,7 @@
           <w:sz w:val="20"/>
           <w:szCs w:val="20"/>
         </w:rPr>
-        <w:t xml:space="preserve">Sociétés accessibles : cocher EGUITRA GROUP SARLU, MB AxisPro Consulting ou les deux, et choisir la société à l'ouverture. Un compte ouvert aux deux passe de l'une à l'autre sans se reconnecter ; chaque comptabilité reste séparée.</w:t>
+        <w:t xml:space="preserve">Sociétés accessibles : cocher EGUITRA GROUP SARLU, MB AxisPro ou les deux, et choisir la société à l'ouverture. Un compte ouvert aux deux passe de l'une à l'autre sans se reconnecter ; chaque comptabilité reste séparée.</w:t>
       </w:r>
     </w:p>
     <w:p>

--- a/docs/guides/word/Guide_administration.docx
+++ b/docs/guides/word/Guide_administration.docx
@@ -11,7 +11,7 @@
           <wp:inline distT="0" distB="0" distL="0" distR="0">
             <wp:extent cx="1428750" cy="476250"/>
             <wp:effectExtent t="0" r="0" b="0" l="0"/>
-            <wp:docPr id="1" name="" descr="" title=""/>
+            <wp:docPr id="2" name="" descr="" title=""/>
             <wp:cNvGraphicFramePr>
               <a:graphicFrameLocks xmlns:a="http://schemas.openxmlformats.org/drawingml/2006/main" noChangeAspect="1"/>
             </wp:cNvGraphicFramePr>
@@ -302,7 +302,7 @@
           <w:sz w:val="20"/>
           <w:szCs w:val="20"/>
         </w:rPr>
-        <w:t xml:space="preserve">Profils : direction, finance, exploitation, chantiers, immobilier, cabinet, administration, porteur (ce dernier réservé au portail, ouvert depuis la fiche d'un dossier AxisPro).</w:t>
+        <w:t xml:space="preserve">Profils : direction, finance, achats, exploitation, BTP, immobilier, cabinet, administration, porteur (ce dernier réservé au portail, ouvert depuis la fiche d'un dossier AxisPro). Le profil achats ouvre les engagements de dépense, les pièces d'achat par catégorie, les fournisseurs et le suivi de ses demandes, rien d'autre de la comptabilité.</w:t>
       </w:r>
     </w:p>
     <w:p>

--- a/docs/guides/word/Guide_administration.docx
+++ b/docs/guides/word/Guide_administration.docx
@@ -210,7 +210,7 @@
           <w:sz w:val="20"/>
           <w:szCs w:val="20"/>
         </w:rPr>
-        <w:t xml:space="preserve">Deux sociétés, un seul compte : si votre compte est ouvert à EGUITRA GROUP SARLU et à MB AxisPro, choisissez la société de travail avec le sélecteur en haut de l'écran ; l'écran se recharge sur les données de cette société. Les comptabilités restent séparées. La direction et la finance disposent aussi de la vue « Groupe consolidé » qui réunit les deux.</w:t>
+        <w:t xml:space="preserve">Deux sociétés, un seul compte : si votre compte est ouvert à EGUITRA GROUP SARLU et à MB AxisPro Consulting, choisissez la société de travail avec le sélecteur en haut de l'écran ; l'écran se recharge sur les données de cette société. Les comptabilités restent séparées. La direction et la finance disposent aussi de la vue « Groupe consolidé » qui réunit les deux.</w:t>
       </w:r>
     </w:p>
     <w:p>
@@ -331,7 +331,7 @@
           <w:sz w:val="20"/>
           <w:szCs w:val="20"/>
         </w:rPr>
-        <w:t xml:space="preserve">Sociétés accessibles : cocher EGUITRA GROUP SARLU, MB AxisPro ou les deux, et choisir la société à l'ouverture. Un compte ouvert aux deux passe de l'une à l'autre sans se reconnecter ; chaque comptabilité reste séparée.</w:t>
+        <w:t xml:space="preserve">Sociétés accessibles : cocher EGUITRA GROUP SARLU, MB AxisPro Consulting ou les deux, et choisir la société à l'ouverture. Un compte ouvert aux deux passe de l'une à l'autre sans se reconnecter ; chaque comptabilité reste séparée.</w:t>
       </w:r>
     </w:p>
     <w:p>

--- a/docs/guides/word/Guide_administration.docx
+++ b/docs/guides/word/Guide_administration.docx
@@ -244,7 +244,21 @@
           <w:sz w:val="26"/>
           <w:szCs w:val="26"/>
         </w:rPr>
-        <w:t xml:space="preserve">Utilisateurs (Administration &gt; Utilisateurs)</w:t>
+        <w:t xml:space="preserve">Comptes internes : la discussion</w:t>
+      </w:r>
+    </w:p>
+    <w:p>
+      <w:pPr>
+        <w:spacing w:after="100"/>
+        <w:jc w:val="both"/>
+      </w:pPr>
+      <w:r>
+        <w:rPr>
+          <w:rFonts w:ascii="Calibri" w:cs="Calibri" w:eastAsia="Calibri" w:hAnsi="Calibri"/>
+          <w:sz w:val="20"/>
+          <w:szCs w:val="20"/>
+        </w:rPr>
+        <w:t xml:space="preserve">Pour échanger entre collègues sans quitter la plateforme (jamais avec les porteurs de projets, qui écrivent à leur consultant depuis le portail).</w:t>
       </w:r>
     </w:p>
     <w:p>
@@ -273,7 +287,7 @@
           <w:sz w:val="20"/>
           <w:szCs w:val="20"/>
         </w:rPr>
-        <w:t xml:space="preserve">« Nouvel utilisateur » : nom, identifiant, mot de passe provisoire (à remettre en main propre), un ou plusieurs profils. L'utilisateur choisit son mot de passe et active sa double authentification à la première connexion.</w:t>
+        <w:t xml:space="preserve">L'icône à bulles, en haut de l'écran, ouvre le panneau de discussion ; le chiffre sur l'icône compte les messages non lus. « Pleine page » ouvre la même discussion en grand.</w:t>
       </w:r>
     </w:p>
     <w:p>
@@ -302,7 +316,7 @@
           <w:sz w:val="20"/>
           <w:szCs w:val="20"/>
         </w:rPr>
-        <w:t xml:space="preserve">Profils : direction, finance, achats, exploitation, BTP, immobilier, cabinet, administration, porteur (ce dernier réservé au portail, ouvert depuis la fiche d'un dossier AxisPro). Le profil achats ouvre les engagements de dépense, les pièces d'achat par catégorie, les fournisseurs et le suivi de ses demandes, rien d'autre de la comptabilité.</w:t>
+        <w:t xml:space="preserve">« Nouvelle » : « À deux » (choisir un collègue) ou « Groupe » (un nom, des collègues). Seuls les collègues qui partagent au moins une société avec vous sont proposés. Le créateur d'un groupe en est le responsable : lui seul y ajoute ou en retire des membres ; chacun peut le quitter.</w:t>
       </w:r>
     </w:p>
     <w:p>
@@ -331,7 +345,7 @@
           <w:sz w:val="20"/>
           <w:szCs w:val="20"/>
         </w:rPr>
-        <w:t xml:space="preserve">Sociétés accessibles : cocher EGUITRA GROUP SARLU, MB AxisPro Consulting ou les deux, et choisir la société à l'ouverture. Un compte ouvert aux deux passe de l'une à l'autre sans se reconnecter ; chaque comptabilité reste séparée.</w:t>
+        <w:t xml:space="preserve">Sur une fiche (dossier AxisPro, chantier, rotation, bien), le bouton « Discussion » ouvre la conversation de la fiche, ouverte à tous ceux qui peuvent lire la fiche.</w:t>
       </w:r>
     </w:p>
     <w:p>
@@ -360,7 +374,201 @@
           <w:sz w:val="20"/>
           <w:szCs w:val="20"/>
         </w:rPr>
-        <w:t xml:space="preserve">Départ d'un collaborateur : désactiver le compte (ses sessions sont fermées, l'historique reste).</w:t>
+        <w:t xml:space="preserve">Écrire : Entrée envoie, Maj + Entrée passe à la ligne ; le trombone joint jusqu'à cinq fichiers (PDF, JPEG, PNG, Word .docx ou Excel .xlsx, 20 Mo chacun). « Répondre » cite un message ; « Retirer » efface pour tous un message que vous avez envoyé (« Message retiré » reste affiché).</w:t>
+      </w:r>
+    </w:p>
+    <w:p>
+      <w:pPr>
+        <w:tabs>
+          <w:tab w:val="left" w:pos="360"/>
+        </w:tabs>
+        <w:spacing w:after="60"/>
+        <w:ind w:left="360" w:hanging="360"/>
+        <w:jc w:val="both"/>
+      </w:pPr>
+      <w:r>
+        <w:rPr>
+          <w:rFonts w:ascii="Calibri" w:cs="Calibri" w:eastAsia="Calibri" w:hAnsi="Calibri"/>
+          <w:b/>
+          <w:bCs/>
+          <w:color w:val="1A9E9E"/>
+          <w:sz w:val="20"/>
+          <w:szCs w:val="20"/>
+        </w:rPr>
+        <w:t xml:space="preserve">•	</w:t>
+      </w:r>
+      <w:r>
+        <w:rPr>
+          <w:rFonts w:ascii="Calibri" w:cs="Calibri" w:eastAsia="Calibri" w:hAnsi="Calibri"/>
+          <w:sz w:val="20"/>
+          <w:szCs w:val="20"/>
+        </w:rPr>
+        <w:t xml:space="preserve">Les nouveaux messages arrivent d'eux-mêmes en quelques secondes. Ils ne vous gardent pas connecté : sans geste de votre part, la déconnexion après inactivité s'applique.</w:t>
+      </w:r>
+    </w:p>
+    <w:p>
+      <w:pPr>
+        <w:tabs>
+          <w:tab w:val="left" w:pos="360"/>
+        </w:tabs>
+        <w:spacing w:after="60"/>
+        <w:ind w:left="360" w:hanging="360"/>
+        <w:jc w:val="both"/>
+      </w:pPr>
+      <w:r>
+        <w:rPr>
+          <w:rFonts w:ascii="Calibri" w:cs="Calibri" w:eastAsia="Calibri" w:hAnsi="Calibri"/>
+          <w:b/>
+          <w:bCs/>
+          <w:color w:val="1A9E9E"/>
+          <w:sz w:val="20"/>
+          <w:szCs w:val="20"/>
+        </w:rPr>
+        <w:t xml:space="preserve">•	</w:t>
+      </w:r>
+      <w:r>
+        <w:rPr>
+          <w:rFonts w:ascii="Calibri" w:cs="Calibri" w:eastAsia="Calibri" w:hAnsi="Calibri"/>
+          <w:sz w:val="20"/>
+          <w:szCs w:val="20"/>
+        </w:rPr>
+        <w:t xml:space="preserve">Confidentialité : une conversation n'est lue que par ses membres, l'administration comprise.</w:t>
+      </w:r>
+    </w:p>
+    <w:p>
+      <w:pPr>
+        <w:keepNext/>
+        <w:pBdr>
+          <w:bottom w:val="single" w:color="1A9E9E" w:sz="6" w:space="2"/>
+        </w:pBdr>
+        <w:spacing w:after="100" w:before="280"/>
+      </w:pPr>
+      <w:r>
+        <w:rPr>
+          <w:rFonts w:ascii="Calibri" w:cs="Calibri" w:eastAsia="Calibri" w:hAnsi="Calibri"/>
+          <w:b/>
+          <w:bCs/>
+          <w:color w:val="1C1E6B"/>
+          <w:sz w:val="26"/>
+          <w:szCs w:val="26"/>
+        </w:rPr>
+        <w:t xml:space="preserve">Utilisateurs (Administration &gt; Utilisateurs)</w:t>
+      </w:r>
+    </w:p>
+    <w:p>
+      <w:pPr>
+        <w:tabs>
+          <w:tab w:val="left" w:pos="360"/>
+        </w:tabs>
+        <w:spacing w:after="60"/>
+        <w:ind w:left="360" w:hanging="360"/>
+        <w:jc w:val="both"/>
+      </w:pPr>
+      <w:r>
+        <w:rPr>
+          <w:rFonts w:ascii="Calibri" w:cs="Calibri" w:eastAsia="Calibri" w:hAnsi="Calibri"/>
+          <w:b/>
+          <w:bCs/>
+          <w:color w:val="1A9E9E"/>
+          <w:sz w:val="20"/>
+          <w:szCs w:val="20"/>
+        </w:rPr>
+        <w:t xml:space="preserve">•	</w:t>
+      </w:r>
+      <w:r>
+        <w:rPr>
+          <w:rFonts w:ascii="Calibri" w:cs="Calibri" w:eastAsia="Calibri" w:hAnsi="Calibri"/>
+          <w:sz w:val="20"/>
+          <w:szCs w:val="20"/>
+        </w:rPr>
+        <w:t xml:space="preserve">« Nouvel utilisateur » : nom, identifiant, mot de passe provisoire (à remettre en main propre), un ou plusieurs profils. L'utilisateur choisit son mot de passe et active sa double authentification à la première connexion.</w:t>
+      </w:r>
+    </w:p>
+    <w:p>
+      <w:pPr>
+        <w:tabs>
+          <w:tab w:val="left" w:pos="360"/>
+        </w:tabs>
+        <w:spacing w:after="60"/>
+        <w:ind w:left="360" w:hanging="360"/>
+        <w:jc w:val="both"/>
+      </w:pPr>
+      <w:r>
+        <w:rPr>
+          <w:rFonts w:ascii="Calibri" w:cs="Calibri" w:eastAsia="Calibri" w:hAnsi="Calibri"/>
+          <w:b/>
+          <w:bCs/>
+          <w:color w:val="1A9E9E"/>
+          <w:sz w:val="20"/>
+          <w:szCs w:val="20"/>
+        </w:rPr>
+        <w:t xml:space="preserve">•	</w:t>
+      </w:r>
+      <w:r>
+        <w:rPr>
+          <w:rFonts w:ascii="Calibri" w:cs="Calibri" w:eastAsia="Calibri" w:hAnsi="Calibri"/>
+          <w:sz w:val="20"/>
+          <w:szCs w:val="20"/>
+        </w:rPr>
+        <w:t xml:space="preserve">Profils : direction, finance, achats, exploitation, BTP, immobilier, cabinet, administration, porteur (ce dernier réservé au portail, ouvert depuis la fiche d'un dossier AxisPro). Le profil achats ouvre les engagements de dépense, les pièces d'achat par catégorie, les fournisseurs et le suivi de ses demandes, rien d'autre de la comptabilité.</w:t>
+      </w:r>
+    </w:p>
+    <w:p>
+      <w:pPr>
+        <w:tabs>
+          <w:tab w:val="left" w:pos="360"/>
+        </w:tabs>
+        <w:spacing w:after="60"/>
+        <w:ind w:left="360" w:hanging="360"/>
+        <w:jc w:val="both"/>
+      </w:pPr>
+      <w:r>
+        <w:rPr>
+          <w:rFonts w:ascii="Calibri" w:cs="Calibri" w:eastAsia="Calibri" w:hAnsi="Calibri"/>
+          <w:b/>
+          <w:bCs/>
+          <w:color w:val="1A9E9E"/>
+          <w:sz w:val="20"/>
+          <w:szCs w:val="20"/>
+        </w:rPr>
+        <w:t xml:space="preserve">•	</w:t>
+      </w:r>
+      <w:r>
+        <w:rPr>
+          <w:rFonts w:ascii="Calibri" w:cs="Calibri" w:eastAsia="Calibri" w:hAnsi="Calibri"/>
+          <w:sz w:val="20"/>
+          <w:szCs w:val="20"/>
+        </w:rPr>
+        <w:t xml:space="preserve">Sociétés accessibles : cocher EGUITRA GROUP SARLU, MB AxisPro Consulting ou les deux, et choisir la société à l'ouverture. Un compte ouvert aux deux passe de l'une à l'autre sans se reconnecter ; chaque comptabilité reste séparée.</w:t>
+      </w:r>
+    </w:p>
+    <w:p>
+      <w:pPr>
+        <w:tabs>
+          <w:tab w:val="left" w:pos="360"/>
+        </w:tabs>
+        <w:spacing w:after="60"/>
+        <w:ind w:left="360" w:hanging="360"/>
+        <w:jc w:val="both"/>
+      </w:pPr>
+      <w:r>
+        <w:rPr>
+          <w:rFonts w:ascii="Calibri" w:cs="Calibri" w:eastAsia="Calibri" w:hAnsi="Calibri"/>
+          <w:b/>
+          <w:bCs/>
+          <w:color w:val="1A9E9E"/>
+          <w:sz w:val="20"/>
+          <w:szCs w:val="20"/>
+        </w:rPr>
+        <w:t xml:space="preserve">•	</w:t>
+      </w:r>
+      <w:r>
+        <w:rPr>
+          <w:rFonts w:ascii="Calibri" w:cs="Calibri" w:eastAsia="Calibri" w:hAnsi="Calibri"/>
+          <w:sz w:val="20"/>
+          <w:szCs w:val="20"/>
+        </w:rPr>
+        <w:t xml:space="preserve">Départ d'un collaborateur : désactiver le compte (ses sessions sont fermées, l'historique reste). Puis, sur la fiche du compte désactivé, « Retirer des discussions » le retire de toutes ses conversations de la discussion interne : leurs membres gardent l'historique, un groupe dont il était responsable passe à son plus ancien membre. Seul le nombre de conversations est affiché : l'administration ne lit aucune conversation dont elle n'est pas membre, et les messages n'entrent pas au journal d'audit (les conversations et leurs membres, si).</w:t>
       </w:r>
     </w:p>
     <w:p>
